--- a/uploads/contratos/Contrato__FULL BODY.docx
+++ b/uploads/contratos/Contrato__FULL BODY.docx
@@ -511,7 +511,7 @@
           <w:sz w:val="24"/>
           <w:szCs w:val="24"/>
         </w:rPr>
-        <w:t xml:space="preserve">20/07/2026 a </w:t>
+        <w:t xml:space="preserve">31/08/2026 a </w:t>
       </w:r>
       <w:r>
         <w:rPr>
@@ -777,7 +777,7 @@
           <w:sz w:val="24"/>
           <w:szCs w:val="24"/>
         </w:rPr>
-        <w:t xml:space="preserve">• 1 Coordenador Operacional 1, 7 Diária(s), de: 20/07/2026 até: 26/07/2026</w:t>
+        <w:t xml:space="preserve">• 2 Fiscal De LogíStica, (MONTAGEM), 2 Diária(s), de: 21/07/2026 até: 22/07/2026</w:t>
       </w:r>
     </w:p>
     <w:p>
@@ -799,7 +799,7 @@
           <w:sz w:val="24"/>
           <w:szCs w:val="24"/>
         </w:rPr>
-        <w:t xml:space="preserve">• 1 Coordenador Operacional 1, (MARCAÇÃO), 1 Diária(s), de: 20/07/2026 até: 20/07/2026</w:t>
+        <w:t xml:space="preserve">• 1 Fiscal Diurno, 7 Diária(s), de: 20/07/2026 até: 26/07/2026</w:t>
       </w:r>
     </w:p>
     <w:p>
@@ -821,7 +821,7 @@
           <w:sz w:val="24"/>
           <w:szCs w:val="24"/>
         </w:rPr>
-        <w:t xml:space="preserve">• 2 Fiscal De LogíStica, (DESMONTAGEM), 2 Diária(s), de: 25/07/2026 até: 26/07/2026</w:t>
+        <w:t xml:space="preserve">• 1 Fiscal Noturno, 6 Diária(s), de: 20/07/2026 até: 25/07/2026</w:t>
       </w:r>
     </w:p>
     <w:p>
@@ -843,7 +843,7 @@
           <w:sz w:val="24"/>
           <w:szCs w:val="24"/>
         </w:rPr>
-        <w:t xml:space="preserve">• 1 Coordenador De ServiçOs, 7 Diária(s), de: 20/07/2026 até: 26/07/2026</w:t>
+        <w:t xml:space="preserve">• 4 Fiscal De MarcaçãO, 1 Diária(s), de: 20/07/2026 até: 20/07/2026</w:t>
       </w:r>
     </w:p>
     <w:p>
@@ -865,7 +865,7 @@
           <w:sz w:val="24"/>
           <w:szCs w:val="24"/>
         </w:rPr>
-        <w:t xml:space="preserve">• 2 Fiscal De LogíStica, (MONTAGEM), 2 Diária(s), de: 21/07/2026 até: 22/07/2026</w:t>
+        <w:t xml:space="preserve">• 1 Coordenador De ServiçOs, 7 Diária(s), de: 20/07/2026 até: 26/07/2026</w:t>
       </w:r>
     </w:p>
     <w:p>
@@ -887,7 +887,7 @@
           <w:sz w:val="24"/>
           <w:szCs w:val="24"/>
         </w:rPr>
-        <w:t xml:space="preserve">• 4 Fiscal De MarcaçãO, 1 Diária(s), de: 20/07/2026 até: 20/07/2026</w:t>
+        <w:t xml:space="preserve">• 1 Coordenador Operacional 1, 7 Diária(s), de: 20/07/2026 até: 26/07/2026</w:t>
       </w:r>
     </w:p>
     <w:p>
@@ -909,7 +909,7 @@
           <w:sz w:val="24"/>
           <w:szCs w:val="24"/>
         </w:rPr>
-        <w:t xml:space="preserve">• 1 Fiscal Diurno, 7 Diária(s), de: 20/07/2026 até: 26/07/2026</w:t>
+        <w:t xml:space="preserve">• 1 Coordenador Operacional 1, (MARCAÇÃO), 1 Diária(s), de: 20/07/2026 até: 20/07/2026</w:t>
       </w:r>
     </w:p>
     <w:p>
@@ -931,7 +931,7 @@
           <w:sz w:val="24"/>
           <w:szCs w:val="24"/>
         </w:rPr>
-        <w:t xml:space="preserve">• 1 Fiscal Noturno, 6 Diária(s), de: 20/07/2026 até: 25/07/2026</w:t>
+        <w:t xml:space="preserve">• 2 Fiscal De LogíStica, (DESMONTAGEM), 2 Diária(s), de: 25/07/2026 até: 26/07/2026</w:t>
       </w:r>
     </w:p>
     <w:p>
@@ -3031,7 +3031,7 @@
           <w:rFonts w:ascii="Abel" w:hAnsi="Abel" w:cstheme="majorHAnsi"/>
           <w:szCs w:val="24"/>
         </w:rPr>
-        <w:t xml:space="preserve">São Paulo,20/07/2026.</w:t>
+        <w:t xml:space="preserve">São Paulo,31/08/2026.</w:t>
       </w:r>
     </w:p>
     <w:p>
